--- a/briefings/线口监测早报-2026-09-04.docx
+++ b/briefings/线口监测早报-2026-09-04.docx
@@ -22,7 +22,7 @@
           <w:color w:val="888888"/>
           <w:sz w:val="18"/>
         </w:rPr>
-        <w:t>监测窗口:近48小时 | 生成时间:2026-09-04 08:35</w:t>
+        <w:t>监测窗口:近48小时 | 生成时间:2026-09-04 09:25</w:t>
       </w:r>
     </w:p>
     <w:p>
@@ -70,6 +70,108 @@
           <w:color w:val="888888"/>
           <w:sz w:val="24"/>
         </w:rPr>
+        <w:t>微软给 Copilot AI 智能体加“刹车”：发邮件等操作可先请求审批</w:t>
+      </w:r>
+    </w:p>
+    <w:p>
+      <w:r>
+        <w:rPr>
+          <w:rFonts w:ascii="Times New Roman" w:hAnsi="Times New Roman" w:eastAsia="宋体"/>
+          <w:color w:val="888888"/>
+          <w:sz w:val="18"/>
+        </w:rPr>
+        <w:t>来源:IT之家 | 时间:09-04 08:47</w:t>
+      </w:r>
+    </w:p>
+    <w:p>
+      <w:r>
+        <w:rPr>
+          <w:rFonts w:ascii="Times New Roman" w:hAnsi="Times New Roman" w:eastAsia="宋体"/>
+          <w:sz w:val="18"/>
+        </w:rPr>
+        <w:t>链接:</w:t>
+      </w:r>
+      <w:hyperlink r:id="rId9">
+        <w:r>
+          <w:rPr>
+            <w:color w:val="0563C1"/>
+            <w:u w:val="single"/>
+          </w:rPr>
+          <w:t>微软给 Copilot AI 智能体加“刹车”：发邮件等操作可先请求审批</w:t>
+        </w:r>
+      </w:hyperlink>
+    </w:p>
+    <w:p>
+      <w:pPr>
+        <w:pStyle w:val="Heading3"/>
+      </w:pPr>
+      <w:r>
+        <w:rPr>
+          <w:rFonts w:ascii="Times New Roman" w:hAnsi="Times New Roman" w:eastAsia="黑体"/>
+          <w:b w:val="0"/>
+          <w:color w:val="888888"/>
+          <w:sz w:val="24"/>
+        </w:rPr>
+        <w:t>【C级·参考】</w:t>
+      </w:r>
+      <w:r>
+        <w:rPr>
+          <w:rFonts w:ascii="Times New Roman" w:hAnsi="Times New Roman" w:eastAsia="黑体"/>
+          <w:b w:val="0"/>
+          <w:color w:val="888888"/>
+          <w:sz w:val="24"/>
+        </w:rPr>
+        <w:t>黄仁勋：拟收购 Hugging Face，不是为了把 AI 关进英伟达</w:t>
+      </w:r>
+    </w:p>
+    <w:p>
+      <w:r>
+        <w:rPr>
+          <w:rFonts w:ascii="Times New Roman" w:hAnsi="Times New Roman" w:eastAsia="宋体"/>
+          <w:color w:val="888888"/>
+          <w:sz w:val="18"/>
+        </w:rPr>
+        <w:t>来源:IT之家 | 时间:09-04 08:38</w:t>
+      </w:r>
+    </w:p>
+    <w:p>
+      <w:r>
+        <w:rPr>
+          <w:rFonts w:ascii="Times New Roman" w:hAnsi="Times New Roman" w:eastAsia="宋体"/>
+          <w:sz w:val="18"/>
+        </w:rPr>
+        <w:t>链接:</w:t>
+      </w:r>
+      <w:hyperlink r:id="rId10">
+        <w:r>
+          <w:rPr>
+            <w:color w:val="0563C1"/>
+            <w:u w:val="single"/>
+          </w:rPr>
+          <w:t>黄仁勋：拟收购 Hugging Face，不是为了把 AI 关进英伟达</w:t>
+        </w:r>
+      </w:hyperlink>
+    </w:p>
+    <w:p>
+      <w:pPr>
+        <w:pStyle w:val="Heading3"/>
+      </w:pPr>
+      <w:r>
+        <w:rPr>
+          <w:rFonts w:ascii="Times New Roman" w:hAnsi="Times New Roman" w:eastAsia="黑体"/>
+          <w:b w:val="0"/>
+          <w:color w:val="888888"/>
+          <w:sz w:val="24"/>
+        </w:rPr>
+        <w:t>【C级·参考】</w:t>
+      </w:r>
+      <w:r>
+        <w:rPr>
+          <w:rFonts w:ascii="Times New Roman" w:hAnsi="Times New Roman" w:eastAsia="黑体"/>
+          <w:b w:val="0"/>
+          <w:color w:val="888888"/>
+          <w:sz w:val="24"/>
+        </w:rPr>
         <w:t>微软最强转录 AI 模型：MAI-Transcribe-2 登场，60 语种平均词错误率 5.2%</w:t>
       </w:r>
     </w:p>
@@ -91,7 +193,7 @@
         </w:rPr>
         <w:t>链接:</w:t>
       </w:r>
-      <w:hyperlink r:id="rId9">
+      <w:hyperlink r:id="rId11">
         <w:r>
           <w:rPr>
             <w:color w:val="0563C1"/>
@@ -142,7 +244,7 @@
         </w:rPr>
         <w:t>链接:</w:t>
       </w:r>
-      <w:hyperlink r:id="rId10">
+      <w:hyperlink r:id="rId12">
         <w:r>
           <w:rPr>
             <w:color w:val="0563C1"/>
@@ -193,7 +295,7 @@
         </w:rPr>
         <w:t>链接:</w:t>
       </w:r>
-      <w:hyperlink r:id="rId11">
+      <w:hyperlink r:id="rId13">
         <w:r>
           <w:rPr>
             <w:color w:val="0563C1"/>
@@ -244,7 +346,7 @@
         </w:rPr>
         <w:t>链接:</w:t>
       </w:r>
-      <w:hyperlink r:id="rId12">
+      <w:hyperlink r:id="rId14">
         <w:r>
           <w:rPr>
             <w:color w:val="0563C1"/>
@@ -295,7 +397,7 @@
         </w:rPr>
         <w:t>链接:</w:t>
       </w:r>
-      <w:hyperlink r:id="rId13">
+      <w:hyperlink r:id="rId15">
         <w:r>
           <w:rPr>
             <w:color w:val="0563C1"/>
@@ -346,7 +448,7 @@
         </w:rPr>
         <w:t>链接:</w:t>
       </w:r>
-      <w:hyperlink r:id="rId14">
+      <w:hyperlink r:id="rId16">
         <w:r>
           <w:rPr>
             <w:color w:val="0563C1"/>
@@ -397,7 +499,7 @@
         </w:rPr>
         <w:t>链接:</w:t>
       </w:r>
-      <w:hyperlink r:id="rId15">
+      <w:hyperlink r:id="rId17">
         <w:r>
           <w:rPr>
             <w:color w:val="0563C1"/>
@@ -448,7 +550,7 @@
         </w:rPr>
         <w:t>链接:</w:t>
       </w:r>
-      <w:hyperlink r:id="rId16">
+      <w:hyperlink r:id="rId18">
         <w:r>
           <w:rPr>
             <w:color w:val="0563C1"/>
@@ -499,7 +601,7 @@
         </w:rPr>
         <w:t>链接:</w:t>
       </w:r>
-      <w:hyperlink r:id="rId17">
+      <w:hyperlink r:id="rId19">
         <w:r>
           <w:rPr>
             <w:color w:val="0563C1"/>
@@ -550,7 +652,7 @@
         </w:rPr>
         <w:t>链接:</w:t>
       </w:r>
-      <w:hyperlink r:id="rId18">
+      <w:hyperlink r:id="rId20">
         <w:r>
           <w:rPr>
             <w:color w:val="0563C1"/>
@@ -601,13 +703,64 @@
         </w:rPr>
         <w:t>链接:</w:t>
       </w:r>
-      <w:hyperlink r:id="rId19">
+      <w:hyperlink r:id="rId21">
         <w:r>
           <w:rPr>
             <w:color w:val="0563C1"/>
             <w:u w:val="single"/>
           </w:rPr>
           <w:t>AI眼镜“看向”打工人</w:t>
+        </w:r>
+      </w:hyperlink>
+    </w:p>
+    <w:p>
+      <w:pPr>
+        <w:pStyle w:val="Heading3"/>
+      </w:pPr>
+      <w:r>
+        <w:rPr>
+          <w:rFonts w:ascii="Times New Roman" w:hAnsi="Times New Roman" w:eastAsia="黑体"/>
+          <w:b w:val="0"/>
+          <w:color w:val="888888"/>
+          <w:sz w:val="24"/>
+        </w:rPr>
+        <w:t>【C级·参考】</w:t>
+      </w:r>
+      <w:r>
+        <w:rPr>
+          <w:rFonts w:ascii="Times New Roman" w:hAnsi="Times New Roman" w:eastAsia="黑体"/>
+          <w:b w:val="0"/>
+          <w:color w:val="888888"/>
+          <w:sz w:val="24"/>
+        </w:rPr>
+        <w:t>HTC 推出 AI 智能眼镜 VIVE Eagle：主打隐私保护，499 美元起</w:t>
+      </w:r>
+    </w:p>
+    <w:p>
+      <w:r>
+        <w:rPr>
+          <w:rFonts w:ascii="Times New Roman" w:hAnsi="Times New Roman" w:eastAsia="宋体"/>
+          <w:color w:val="888888"/>
+          <w:sz w:val="18"/>
+        </w:rPr>
+        <w:t>来源:Bing新闻 | 时间:09-03 23:56</w:t>
+      </w:r>
+    </w:p>
+    <w:p>
+      <w:r>
+        <w:rPr>
+          <w:rFonts w:ascii="Times New Roman" w:hAnsi="Times New Roman" w:eastAsia="宋体"/>
+          <w:sz w:val="18"/>
+        </w:rPr>
+        <w:t>链接:</w:t>
+      </w:r>
+      <w:hyperlink r:id="rId22">
+        <w:r>
+          <w:rPr>
+            <w:color w:val="0563C1"/>
+            <w:u w:val="single"/>
+          </w:rPr>
+          <w:t>HTC 推出 AI 智能眼镜 VIVE Eagle：主打隐私保护，499 美元起</w:t>
         </w:r>
       </w:hyperlink>
     </w:p>
@@ -652,7 +805,7 @@
         </w:rPr>
         <w:t>链接:</w:t>
       </w:r>
-      <w:hyperlink r:id="rId20">
+      <w:hyperlink r:id="rId23">
         <w:r>
           <w:rPr>
             <w:color w:val="0563C1"/>
@@ -703,268 +856,13 @@
         </w:rPr>
         <w:t>链接:</w:t>
       </w:r>
-      <w:hyperlink r:id="rId21">
+      <w:hyperlink r:id="rId24">
         <w:r>
           <w:rPr>
             <w:color w:val="0563C1"/>
             <w:u w:val="single"/>
           </w:rPr>
           <w:t>Ask HN: Why were OpenAI, Claude, and Grok simultaneously down?</w:t>
-        </w:r>
-      </w:hyperlink>
-    </w:p>
-    <w:p>
-      <w:pPr>
-        <w:pStyle w:val="Heading3"/>
-      </w:pPr>
-      <w:r>
-        <w:rPr>
-          <w:rFonts w:ascii="Times New Roman" w:hAnsi="Times New Roman" w:eastAsia="黑体"/>
-          <w:b w:val="0"/>
-          <w:color w:val="888888"/>
-          <w:sz w:val="24"/>
-        </w:rPr>
-        <w:t>【C级·参考】</w:t>
-      </w:r>
-      <w:r>
-        <w:rPr>
-          <w:rFonts w:ascii="Times New Roman" w:hAnsi="Times New Roman" w:eastAsia="黑体"/>
-          <w:b w:val="0"/>
-          <w:color w:val="888888"/>
-          <w:sz w:val="24"/>
-        </w:rPr>
-        <w:t>沙特 HUMAIN 公布前沿阿语模型 humain-m3，由 MiniMax 受托开发</w:t>
-      </w:r>
-    </w:p>
-    <w:p>
-      <w:r>
-        <w:rPr>
-          <w:rFonts w:ascii="Times New Roman" w:hAnsi="Times New Roman" w:eastAsia="宋体"/>
-          <w:color w:val="888888"/>
-          <w:sz w:val="18"/>
-        </w:rPr>
-        <w:t>来源:IT之家 | 时间:09-03 22:57</w:t>
-      </w:r>
-    </w:p>
-    <w:p>
-      <w:r>
-        <w:rPr>
-          <w:rFonts w:ascii="Times New Roman" w:hAnsi="Times New Roman" w:eastAsia="宋体"/>
-          <w:sz w:val="18"/>
-        </w:rPr>
-        <w:t>链接:</w:t>
-      </w:r>
-      <w:hyperlink r:id="rId22">
-        <w:r>
-          <w:rPr>
-            <w:color w:val="0563C1"/>
-            <w:u w:val="single"/>
-          </w:rPr>
-          <w:t>沙特 HUMAIN 公布前沿阿语模型 humain-m3，由 MiniMax 受托开发</w:t>
-        </w:r>
-      </w:hyperlink>
-    </w:p>
-    <w:p>
-      <w:pPr>
-        <w:pStyle w:val="Heading3"/>
-      </w:pPr>
-      <w:r>
-        <w:rPr>
-          <w:rFonts w:ascii="Times New Roman" w:hAnsi="Times New Roman" w:eastAsia="黑体"/>
-          <w:b w:val="0"/>
-          <w:color w:val="888888"/>
-          <w:sz w:val="24"/>
-        </w:rPr>
-        <w:t>【C级·参考】</w:t>
-      </w:r>
-      <w:r>
-        <w:rPr>
-          <w:rFonts w:ascii="Times New Roman" w:hAnsi="Times New Roman" w:eastAsia="黑体"/>
-          <w:b w:val="0"/>
-          <w:color w:val="888888"/>
-          <w:sz w:val="24"/>
-        </w:rPr>
-        <w:t>HTC 推出 AI 智能眼镜 VIVE Eagle：主打隐私保护，499 美元起</w:t>
-      </w:r>
-    </w:p>
-    <w:p>
-      <w:r>
-        <w:rPr>
-          <w:rFonts w:ascii="Times New Roman" w:hAnsi="Times New Roman" w:eastAsia="宋体"/>
-          <w:color w:val="888888"/>
-          <w:sz w:val="18"/>
-        </w:rPr>
-        <w:t>来源:IT之家 | 时间:09-03 22:56</w:t>
-      </w:r>
-    </w:p>
-    <w:p>
-      <w:r>
-        <w:rPr>
-          <w:rFonts w:ascii="Times New Roman" w:hAnsi="Times New Roman" w:eastAsia="宋体"/>
-          <w:sz w:val="18"/>
-        </w:rPr>
-        <w:t>链接:</w:t>
-      </w:r>
-      <w:hyperlink r:id="rId23">
-        <w:r>
-          <w:rPr>
-            <w:color w:val="0563C1"/>
-            <w:u w:val="single"/>
-          </w:rPr>
-          <w:t>HTC 推出 AI 智能眼镜 VIVE Eagle：主打隐私保护，499 美元起</w:t>
-        </w:r>
-      </w:hyperlink>
-    </w:p>
-    <w:p>
-      <w:pPr>
-        <w:pStyle w:val="Heading3"/>
-      </w:pPr>
-      <w:r>
-        <w:rPr>
-          <w:rFonts w:ascii="Times New Roman" w:hAnsi="Times New Roman" w:eastAsia="黑体"/>
-          <w:b w:val="0"/>
-          <w:color w:val="888888"/>
-          <w:sz w:val="24"/>
-        </w:rPr>
-        <w:t>【C级·参考】</w:t>
-      </w:r>
-      <w:r>
-        <w:rPr>
-          <w:rFonts w:ascii="Times New Roman" w:hAnsi="Times New Roman" w:eastAsia="黑体"/>
-          <w:b w:val="0"/>
-          <w:color w:val="888888"/>
-          <w:sz w:val="24"/>
-        </w:rPr>
-        <w:t>消息称苹果计划推出全新 MacBook 机型：13.8 寸单层 OLED 面板，定位介于 Air 和 Pro 之间</w:t>
-      </w:r>
-    </w:p>
-    <w:p>
-      <w:r>
-        <w:rPr>
-          <w:rFonts w:ascii="Times New Roman" w:hAnsi="Times New Roman" w:eastAsia="宋体"/>
-          <w:color w:val="888888"/>
-          <w:sz w:val="18"/>
-        </w:rPr>
-        <w:t>来源:IT之家 | 时间:09-03 22:41</w:t>
-      </w:r>
-    </w:p>
-    <w:p>
-      <w:r>
-        <w:rPr>
-          <w:rFonts w:ascii="Times New Roman" w:hAnsi="Times New Roman" w:eastAsia="宋体"/>
-          <w:sz w:val="18"/>
-        </w:rPr>
-        <w:t>链接:</w:t>
-      </w:r>
-      <w:hyperlink r:id="rId24">
-        <w:r>
-          <w:rPr>
-            <w:color w:val="0563C1"/>
-            <w:u w:val="single"/>
-          </w:rPr>
-          <w:t>消息称苹果计划推出全新 MacBook 机型：13.8 寸单层 OLED 面板，定位介于 Air 和 Pro 之间</w:t>
-        </w:r>
-      </w:hyperlink>
-    </w:p>
-    <w:p>
-      <w:pPr>
-        <w:pStyle w:val="Heading3"/>
-      </w:pPr>
-      <w:r>
-        <w:rPr>
-          <w:rFonts w:ascii="Times New Roman" w:hAnsi="Times New Roman" w:eastAsia="黑体"/>
-          <w:b w:val="0"/>
-          <w:color w:val="888888"/>
-          <w:sz w:val="24"/>
-        </w:rPr>
-        <w:t>【C级·参考】</w:t>
-      </w:r>
-      <w:r>
-        <w:rPr>
-          <w:rFonts w:ascii="Times New Roman" w:hAnsi="Times New Roman" w:eastAsia="黑体"/>
-          <w:b w:val="0"/>
-          <w:color w:val="888888"/>
-          <w:sz w:val="24"/>
-        </w:rPr>
-        <w:t>阿里Qoder上线眼镜版：首批接入千问AI眼镜</w:t>
-      </w:r>
-    </w:p>
-    <w:p>
-      <w:r>
-        <w:rPr>
-          <w:rFonts w:ascii="Times New Roman" w:hAnsi="Times New Roman" w:eastAsia="宋体"/>
-          <w:color w:val="888888"/>
-          <w:sz w:val="18"/>
-        </w:rPr>
-        <w:t>来源:Bing新闻 | 时间:09-03 18:10</w:t>
-      </w:r>
-    </w:p>
-    <w:p>
-      <w:r>
-        <w:rPr>
-          <w:rFonts w:ascii="Times New Roman" w:hAnsi="Times New Roman" w:eastAsia="宋体"/>
-          <w:sz w:val="18"/>
-        </w:rPr>
-        <w:t>链接:</w:t>
-      </w:r>
-      <w:hyperlink r:id="rId25">
-        <w:r>
-          <w:rPr>
-            <w:color w:val="0563C1"/>
-            <w:u w:val="single"/>
-          </w:rPr>
-          <w:t>阿里Qoder上线眼镜版：首批接入千问AI眼镜</w:t>
-        </w:r>
-      </w:hyperlink>
-    </w:p>
-    <w:p>
-      <w:pPr>
-        <w:pStyle w:val="Heading3"/>
-      </w:pPr>
-      <w:r>
-        <w:rPr>
-          <w:rFonts w:ascii="Times New Roman" w:hAnsi="Times New Roman" w:eastAsia="黑体"/>
-          <w:b w:val="0"/>
-          <w:color w:val="888888"/>
-          <w:sz w:val="24"/>
-        </w:rPr>
-        <w:t>【C级·参考】</w:t>
-      </w:r>
-      <w:r>
-        <w:rPr>
-          <w:rFonts w:ascii="Times New Roman" w:hAnsi="Times New Roman" w:eastAsia="黑体"/>
-          <w:b w:val="0"/>
-          <w:color w:val="888888"/>
-          <w:sz w:val="24"/>
-        </w:rPr>
-        <w:t>讯飞AI眼镜接入WorkBuddy，AI办公生态再添新拼图</w:t>
-      </w:r>
-    </w:p>
-    <w:p>
-      <w:r>
-        <w:rPr>
-          <w:rFonts w:ascii="Times New Roman" w:hAnsi="Times New Roman" w:eastAsia="宋体"/>
-          <w:color w:val="888888"/>
-          <w:sz w:val="18"/>
-        </w:rPr>
-        <w:t>来源:Bing新闻 | 时间:09-03 18:02</w:t>
-      </w:r>
-    </w:p>
-    <w:p>
-      <w:r>
-        <w:rPr>
-          <w:rFonts w:ascii="Times New Roman" w:hAnsi="Times New Roman" w:eastAsia="宋体"/>
-          <w:sz w:val="18"/>
-        </w:rPr>
-        <w:t>链接:</w:t>
-      </w:r>
-      <w:hyperlink r:id="rId26">
-        <w:r>
-          <w:rPr>
-            <w:color w:val="0563C1"/>
-            <w:u w:val="single"/>
-          </w:rPr>
-          <w:t>讯飞AI眼镜接入WorkBuddy，AI办公生态再添新拼图</w:t>
         </w:r>
       </w:hyperlink>
     </w:p>
@@ -1009,7 +907,7 @@
         </w:rPr>
         <w:t>链接:</w:t>
       </w:r>
-      <w:hyperlink r:id="rId27">
+      <w:hyperlink r:id="rId25">
         <w:r>
           <w:rPr>
             <w:color w:val="0563C1"/>
@@ -1102,6 +1000,159 @@
           <w:color w:val="888888"/>
           <w:sz w:val="24"/>
         </w:rPr>
+        <w:t>《龙之信条 2》游戏推送 67GB 更新，微软 XBOX Series X 最高支持 60FPS</w:t>
+      </w:r>
+    </w:p>
+    <w:p>
+      <w:r>
+        <w:rPr>
+          <w:rFonts w:ascii="Times New Roman" w:hAnsi="Times New Roman" w:eastAsia="宋体"/>
+          <w:color w:val="888888"/>
+          <w:sz w:val="18"/>
+        </w:rPr>
+        <w:t>来源:IT之家 | 时间:09-04 09:18</w:t>
+      </w:r>
+    </w:p>
+    <w:p>
+      <w:r>
+        <w:rPr>
+          <w:rFonts w:ascii="Times New Roman" w:hAnsi="Times New Roman" w:eastAsia="宋体"/>
+          <w:sz w:val="18"/>
+        </w:rPr>
+        <w:t>链接:</w:t>
+      </w:r>
+      <w:hyperlink r:id="rId26">
+        <w:r>
+          <w:rPr>
+            <w:color w:val="0563C1"/>
+            <w:u w:val="single"/>
+          </w:rPr>
+          <w:t>《龙之信条 2》游戏推送 67GB 更新，微软 XBOX Series X 最高支持 60FPS</w:t>
+        </w:r>
+      </w:hyperlink>
+    </w:p>
+    <w:p>
+      <w:pPr>
+        <w:pStyle w:val="Heading3"/>
+      </w:pPr>
+      <w:r>
+        <w:rPr>
+          <w:rFonts w:ascii="Times New Roman" w:hAnsi="Times New Roman" w:eastAsia="黑体"/>
+          <w:b w:val="0"/>
+          <w:color w:val="888888"/>
+          <w:sz w:val="24"/>
+        </w:rPr>
+        <w:t>【C级·参考】</w:t>
+      </w:r>
+      <w:r>
+        <w:rPr>
+          <w:rFonts w:ascii="Times New Roman" w:hAnsi="Times New Roman" w:eastAsia="黑体"/>
+          <w:b w:val="0"/>
+          <w:color w:val="888888"/>
+          <w:sz w:val="24"/>
+        </w:rPr>
+        <w:t>8月抖音小游戏畅销榜Top 100：《灵画师》连冠、三七6款入榜</w:t>
+      </w:r>
+    </w:p>
+    <w:p>
+      <w:r>
+        <w:rPr>
+          <w:rFonts w:ascii="Times New Roman" w:hAnsi="Times New Roman" w:eastAsia="宋体"/>
+          <w:color w:val="888888"/>
+          <w:sz w:val="18"/>
+        </w:rPr>
+        <w:t>来源:GameLook | 时间:09-04 09:17</w:t>
+      </w:r>
+    </w:p>
+    <w:p>
+      <w:r>
+        <w:rPr>
+          <w:rFonts w:ascii="Times New Roman" w:hAnsi="Times New Roman" w:eastAsia="宋体"/>
+          <w:sz w:val="18"/>
+        </w:rPr>
+        <w:t>链接:</w:t>
+      </w:r>
+      <w:hyperlink r:id="rId27">
+        <w:r>
+          <w:rPr>
+            <w:color w:val="0563C1"/>
+            <w:u w:val="single"/>
+          </w:rPr>
+          <w:t>8月抖音小游戏畅销榜Top 100：《灵画师》连冠、三七6款入榜</w:t>
+        </w:r>
+      </w:hyperlink>
+    </w:p>
+    <w:p>
+      <w:pPr>
+        <w:pStyle w:val="Heading3"/>
+      </w:pPr>
+      <w:r>
+        <w:rPr>
+          <w:rFonts w:ascii="Times New Roman" w:hAnsi="Times New Roman" w:eastAsia="黑体"/>
+          <w:b w:val="0"/>
+          <w:color w:val="888888"/>
+          <w:sz w:val="24"/>
+        </w:rPr>
+        <w:t>【C级·参考】</w:t>
+      </w:r>
+      <w:r>
+        <w:rPr>
+          <w:rFonts w:ascii="Times New Roman" w:hAnsi="Times New Roman" w:eastAsia="黑体"/>
+          <w:b w:val="0"/>
+          <w:color w:val="888888"/>
+          <w:sz w:val="24"/>
+        </w:rPr>
+        <w:t>报告称已有 1212 款游戏兼容微软 XBOX 实体光盘游戏转数字版功能</w:t>
+      </w:r>
+    </w:p>
+    <w:p>
+      <w:r>
+        <w:rPr>
+          <w:rFonts w:ascii="Times New Roman" w:hAnsi="Times New Roman" w:eastAsia="宋体"/>
+          <w:color w:val="888888"/>
+          <w:sz w:val="18"/>
+        </w:rPr>
+        <w:t>来源:IT之家 | 时间:09-04 09:05</w:t>
+      </w:r>
+    </w:p>
+    <w:p>
+      <w:r>
+        <w:rPr>
+          <w:rFonts w:ascii="Times New Roman" w:hAnsi="Times New Roman" w:eastAsia="宋体"/>
+          <w:sz w:val="18"/>
+        </w:rPr>
+        <w:t>链接:</w:t>
+      </w:r>
+      <w:hyperlink r:id="rId28">
+        <w:r>
+          <w:rPr>
+            <w:color w:val="0563C1"/>
+            <w:u w:val="single"/>
+          </w:rPr>
+          <w:t>报告称已有 1212 款游戏兼容微软 XBOX 实体光盘游戏转数字版功能</w:t>
+        </w:r>
+      </w:hyperlink>
+    </w:p>
+    <w:p>
+      <w:pPr>
+        <w:pStyle w:val="Heading3"/>
+      </w:pPr>
+      <w:r>
+        <w:rPr>
+          <w:rFonts w:ascii="Times New Roman" w:hAnsi="Times New Roman" w:eastAsia="黑体"/>
+          <w:b w:val="0"/>
+          <w:color w:val="888888"/>
+          <w:sz w:val="24"/>
+        </w:rPr>
+        <w:t>【C级·参考】</w:t>
+      </w:r>
+      <w:r>
+        <w:rPr>
+          <w:rFonts w:ascii="Times New Roman" w:hAnsi="Times New Roman" w:eastAsia="黑体"/>
+          <w:b w:val="0"/>
+          <w:color w:val="888888"/>
+          <w:sz w:val="24"/>
+        </w:rPr>
         <w:t>微软 XGPU 会员今年 11 月起每月最多可免费玩 15 小时云游戏，超过时长需看广告或额外付费</w:t>
       </w:r>
     </w:p>
@@ -1123,7 +1174,7 @@
         </w:rPr>
         <w:t>链接:</w:t>
       </w:r>
-      <w:hyperlink r:id="rId28">
+      <w:hyperlink r:id="rId29">
         <w:r>
           <w:rPr>
             <w:color w:val="0563C1"/>
@@ -1174,7 +1225,7 @@
         </w:rPr>
         <w:t>链接:</w:t>
       </w:r>
-      <w:hyperlink r:id="rId29">
+      <w:hyperlink r:id="rId30">
         <w:r>
           <w:rPr>
             <w:color w:val="0563C1"/>
@@ -1225,7 +1276,7 @@
         </w:rPr>
         <w:t>链接:</w:t>
       </w:r>
-      <w:hyperlink r:id="rId30">
+      <w:hyperlink r:id="rId31">
         <w:r>
           <w:rPr>
             <w:color w:val="0563C1"/>
@@ -1276,7 +1327,7 @@
         </w:rPr>
         <w:t>链接:</w:t>
       </w:r>
-      <w:hyperlink r:id="rId31">
+      <w:hyperlink r:id="rId32">
         <w:r>
           <w:rPr>
             <w:color w:val="0563C1"/>
@@ -1327,7 +1378,7 @@
         </w:rPr>
         <w:t>链接:</w:t>
       </w:r>
-      <w:hyperlink r:id="rId32">
+      <w:hyperlink r:id="rId33">
         <w:r>
           <w:rPr>
             <w:color w:val="0563C1"/>
@@ -1378,7 +1429,7 @@
         </w:rPr>
         <w:t>链接:</w:t>
       </w:r>
-      <w:hyperlink r:id="rId33">
+      <w:hyperlink r:id="rId34">
         <w:r>
           <w:rPr>
             <w:color w:val="0563C1"/>
@@ -1429,7 +1480,7 @@
         </w:rPr>
         <w:t>链接:</w:t>
       </w:r>
-      <w:hyperlink r:id="rId34">
+      <w:hyperlink r:id="rId35">
         <w:r>
           <w:rPr>
             <w:color w:val="0563C1"/>
@@ -1480,7 +1531,7 @@
         </w:rPr>
         <w:t>链接:</w:t>
       </w:r>
-      <w:hyperlink r:id="rId35">
+      <w:hyperlink r:id="rId36">
         <w:r>
           <w:rPr>
             <w:color w:val="0563C1"/>
@@ -1531,7 +1582,7 @@
         </w:rPr>
         <w:t>链接:</w:t>
       </w:r>
-      <w:hyperlink r:id="rId36">
+      <w:hyperlink r:id="rId37">
         <w:r>
           <w:rPr>
             <w:color w:val="0563C1"/>
@@ -1582,64 +1633,13 @@
         </w:rPr>
         <w:t>链接:</w:t>
       </w:r>
-      <w:hyperlink r:id="rId37">
+      <w:hyperlink r:id="rId38">
         <w:r>
           <w:rPr>
             <w:color w:val="0563C1"/>
             <w:u w:val="single"/>
           </w:rPr>
           <w:t>英特尔 Arc 显卡驱动 32.0.101.8992 测试版发布：支持两款新游戏，修复多款游戏画面异常问题</w:t>
-        </w:r>
-      </w:hyperlink>
-    </w:p>
-    <w:p>
-      <w:pPr>
-        <w:pStyle w:val="Heading3"/>
-      </w:pPr>
-      <w:r>
-        <w:rPr>
-          <w:rFonts w:ascii="Times New Roman" w:hAnsi="Times New Roman" w:eastAsia="黑体"/>
-          <w:b w:val="0"/>
-          <w:color w:val="888888"/>
-          <w:sz w:val="24"/>
-        </w:rPr>
-        <w:t>【C级·参考】</w:t>
-      </w:r>
-      <w:r>
-        <w:rPr>
-          <w:rFonts w:ascii="Times New Roman" w:hAnsi="Times New Roman" w:eastAsia="黑体"/>
-          <w:b w:val="0"/>
-          <w:color w:val="888888"/>
-          <w:sz w:val="24"/>
-        </w:rPr>
-        <w:t>《地铁 2039》游戏 2027 年 2 月 4 日发售，PS5/PS5 Pro 版支持光追</w:t>
-      </w:r>
-    </w:p>
-    <w:p>
-      <w:r>
-        <w:rPr>
-          <w:rFonts w:ascii="Times New Roman" w:hAnsi="Times New Roman" w:eastAsia="宋体"/>
-          <w:color w:val="888888"/>
-          <w:sz w:val="18"/>
-        </w:rPr>
-        <w:t>来源:IT之家 | 时间:09-03 22:15</w:t>
-      </w:r>
-    </w:p>
-    <w:p>
-      <w:r>
-        <w:rPr>
-          <w:rFonts w:ascii="Times New Roman" w:hAnsi="Times New Roman" w:eastAsia="宋体"/>
-          <w:sz w:val="18"/>
-        </w:rPr>
-        <w:t>链接:</w:t>
-      </w:r>
-      <w:hyperlink r:id="rId38">
-        <w:r>
-          <w:rPr>
-            <w:color w:val="0563C1"/>
-            <w:u w:val="single"/>
-          </w:rPr>
-          <w:t>《地铁 2039》游戏 2027 年 2 月 4 日发售，PS5/PS5 Pro 版支持光追</w:t>
         </w:r>
       </w:hyperlink>
     </w:p>
@@ -1686,7 +1686,7 @@
           <w:rFonts w:ascii="Times New Roman" w:hAnsi="Times New Roman" w:eastAsia="宋体"/>
           <w:sz w:val="18"/>
         </w:rPr>
-        <w:t>IT之家(60)、GameLook(12)、HackerNews(8)、Bing新闻(7)</w:t>
+        <w:t>IT之家(60)、GameLook(14)、HackerNews(8)、Bing新闻(5)</w:t>
       </w:r>
     </w:p>
     <w:p>
